--- a/09_Project_Planning.docx
+++ b/09_Project_Planning.docx
@@ -9,9 +9,9 @@
       <w:r>
         <w:rPr>
           <w:b/>
-          <w:sz w:val="32"/>
+          <w:sz w:val="40"/>
         </w:rPr>
-        <w:t>Project Planning</w:t>
+        <w:t>PROJECT PLANNING</w:t>
       </w:r>
     </w:p>
     <w:p>
@@ -20,7 +20,8 @@
       </w:pPr>
       <w:r>
         <w:rPr>
-          <w:b/>
+          <w:i/>
+          <w:sz w:val="22"/>
         </w:rPr>
         <w:t>Script-Controlled ACL – Restrict Record Access Based on Field Value</w:t>
       </w:r>
@@ -30,17 +31,12 @@
         <w:pStyle w:val="Heading1"/>
       </w:pPr>
       <w:r>
-        <w:t>Project Details</w:t>
+        <w:t>Project Goal</w:t>
       </w:r>
     </w:p>
     <w:p>
       <w:r>
-        <w:t>Project Title: Script-Controlled ACL – Restrict Record Access Based on Field Value</w:t>
-      </w:r>
-    </w:p>
-    <w:p>
-      <w:r>
-        <w:t>Project Area: ServiceNow Administrator – Incident Access Control</w:t>
+        <w:t>Develop and test a ServiceNow Script-Controlled ACL that dynamically restricts Incident record access according to a configured field value and user authorization.</w:t>
       </w:r>
     </w:p>
     <w:p>
@@ -48,7 +44,7 @@
         <w:pStyle w:val="Heading1"/>
       </w:pPr>
       <w:r>
-        <w:t>Project Content</w:t>
+        <w:t>Phase 1 – Requirement Analysis</w:t>
       </w:r>
     </w:p>
     <w:p>
@@ -56,7 +52,7 @@
         <w:pStyle w:val="ListBullet"/>
       </w:pPr>
       <w:r>
-        <w:t>Phase 1 – Requirement analysis: identify the Incident operation and field.</w:t>
+        <w:t>Understand the access-control problem.</w:t>
       </w:r>
     </w:p>
     <w:p>
@@ -64,7 +60,7 @@
         <w:pStyle w:val="ListBullet"/>
       </w:pPr>
       <w:r>
-        <w:t>Phase 2 – Rule definition: document allowed and denied conditions.</w:t>
+        <w:t>Identify the Incident table.</w:t>
       </w:r>
     </w:p>
     <w:p>
@@ -72,7 +68,7 @@
         <w:pStyle w:val="ListBullet"/>
       </w:pPr>
       <w:r>
-        <w:t>Phase 3 – Configuration: create the Incident ACL.</w:t>
+        <w:t>Identify the field used for the security condition.</w:t>
       </w:r>
     </w:p>
     <w:p>
@@ -80,7 +76,7 @@
         <w:pStyle w:val="ListBullet"/>
       </w:pPr>
       <w:r>
-        <w:t>Phase 4 – Implementation: add Script-Controlled ACL logic.</w:t>
+        <w:t>Identify authorized users/roles.</w:t>
       </w:r>
     </w:p>
     <w:p>
@@ -88,7 +84,20 @@
         <w:pStyle w:val="ListBullet"/>
       </w:pPr>
       <w:r>
-        <w:t>Phase 5 – Testing: execute authorized and unauthorized scenarios.</w:t>
+        <w:t>Define allowed and denied scenarios.</w:t>
+      </w:r>
+    </w:p>
+    <w:p>
+      <w:r>
+        <w:t>Deliverable: Approved project requirement and problem statement.</w:t>
+      </w:r>
+    </w:p>
+    <w:p>
+      <w:pPr>
+        <w:pStyle w:val="Heading1"/>
+      </w:pPr>
+      <w:r>
+        <w:t>Phase 2 – ACL Design</w:t>
       </w:r>
     </w:p>
     <w:p>
@@ -96,7 +105,7 @@
         <w:pStyle w:val="ListBullet"/>
       </w:pPr>
       <w:r>
-        <w:t>Phase 6 – Documentation: capture configuration, screenshots and results.</w:t>
+        <w:t>Create Incident ACL.</w:t>
       </w:r>
     </w:p>
     <w:p>
@@ -104,17 +113,268 @@
         <w:pStyle w:val="ListBullet"/>
       </w:pPr>
       <w:r>
-        <w:t>Phase 7 – Submission: organize files and upload them to GitHub.</w:t>
+        <w:t>Select Read/Write operation.</w:t>
+      </w:r>
+    </w:p>
+    <w:p>
+      <w:pPr>
+        <w:pStyle w:val="ListBullet"/>
+      </w:pPr>
+      <w:r>
+        <w:t>Configure roles.</w:t>
+      </w:r>
+    </w:p>
+    <w:p>
+      <w:pPr>
+        <w:pStyle w:val="ListBullet"/>
+      </w:pPr>
+      <w:r>
+        <w:t>Enable script.</w:t>
+      </w:r>
+    </w:p>
+    <w:p>
+      <w:pPr>
+        <w:pStyle w:val="ListBullet"/>
+      </w:pPr>
+      <w:r>
+        <w:t>Define field-value condition.</w:t>
+      </w:r>
+    </w:p>
+    <w:p>
+      <w:r>
+        <w:t>Deliverable: Configured ACL design.</w:t>
+      </w:r>
+    </w:p>
+    <w:p>
+      <w:pPr>
+        <w:pStyle w:val="Heading1"/>
+      </w:pPr>
+      <w:r>
+        <w:t>Phase 3 – Script Implementation</w:t>
+      </w:r>
+    </w:p>
+    <w:p>
+      <w:pPr>
+        <w:pStyle w:val="ListBullet"/>
+      </w:pPr>
+      <w:r>
+        <w:t>Write ACL JavaScript.</w:t>
+      </w:r>
+    </w:p>
+    <w:p>
+      <w:pPr>
+        <w:pStyle w:val="ListBullet"/>
+      </w:pPr>
+      <w:r>
+        <w:t>Evaluate Incident field.</w:t>
+      </w:r>
+    </w:p>
+    <w:p>
+      <w:pPr>
+        <w:pStyle w:val="ListBullet"/>
+      </w:pPr>
+      <w:r>
+        <w:t>Check user role.</w:t>
+      </w:r>
+    </w:p>
+    <w:p>
+      <w:pPr>
+        <w:pStyle w:val="ListBullet"/>
+      </w:pPr>
+      <w:r>
+        <w:t>Return true or false.</w:t>
+      </w:r>
+    </w:p>
+    <w:p>
+      <w:r>
+        <w:t>Deliverable: Working Script-Controlled ACL.</w:t>
+      </w:r>
+    </w:p>
+    <w:p>
+      <w:pPr>
+        <w:pStyle w:val="Heading1"/>
+      </w:pPr>
+      <w:r>
+        <w:t>Phase 4 – Testing</w:t>
+      </w:r>
+    </w:p>
+    <w:p>
+      <w:pPr>
+        <w:pStyle w:val="ListBullet"/>
+      </w:pPr>
+      <w:r>
+        <w:t>Test normal Incident.</w:t>
+      </w:r>
+    </w:p>
+    <w:p>
+      <w:pPr>
+        <w:pStyle w:val="ListBullet"/>
+      </w:pPr>
+      <w:r>
+        <w:t>Test protected Incident.</w:t>
+      </w:r>
+    </w:p>
+    <w:p>
+      <w:pPr>
+        <w:pStyle w:val="ListBullet"/>
+      </w:pPr>
+      <w:r>
+        <w:t>Test authorized user.</w:t>
+      </w:r>
+    </w:p>
+    <w:p>
+      <w:pPr>
+        <w:pStyle w:val="ListBullet"/>
+      </w:pPr>
+      <w:r>
+        <w:t>Test unauthorized user.</w:t>
+      </w:r>
+    </w:p>
+    <w:p>
+      <w:pPr>
+        <w:pStyle w:val="ListBullet"/>
+      </w:pPr>
+      <w:r>
+        <w:t>Test different field values.</w:t>
+      </w:r>
+    </w:p>
+    <w:p>
+      <w:pPr>
+        <w:pStyle w:val="ListBullet"/>
+      </w:pPr>
+      <w:r>
+        <w:t>Test read/write behavior.</w:t>
+      </w:r>
+    </w:p>
+    <w:p>
+      <w:r>
+        <w:t>Deliverable: Test results.</w:t>
+      </w:r>
+    </w:p>
+    <w:p>
+      <w:pPr>
+        <w:pStyle w:val="Heading1"/>
+      </w:pPr>
+      <w:r>
+        <w:t>Phase 5 – UAT</w:t>
+      </w:r>
+    </w:p>
+    <w:p>
+      <w:pPr>
+        <w:pStyle w:val="ListBullet"/>
+      </w:pPr>
+      <w:r>
+        <w:t>Execute UAT scenarios.</w:t>
+      </w:r>
+    </w:p>
+    <w:p>
+      <w:pPr>
+        <w:pStyle w:val="ListBullet"/>
+      </w:pPr>
+      <w:r>
+        <w:t>Record actual results.</w:t>
+      </w:r>
+    </w:p>
+    <w:p>
+      <w:pPr>
+        <w:pStyle w:val="ListBullet"/>
+      </w:pPr>
+      <w:r>
+        <w:t>Mark Pass/Fail.</w:t>
+      </w:r>
+    </w:p>
+    <w:p>
+      <w:pPr>
+        <w:pStyle w:val="ListBullet"/>
+      </w:pPr>
+      <w:r>
+        <w:t>Capture screenshots.</w:t>
+      </w:r>
+    </w:p>
+    <w:p>
+      <w:r>
+        <w:t>Deliverable: Completed UAT report.</w:t>
+      </w:r>
+    </w:p>
+    <w:p>
+      <w:pPr>
+        <w:pStyle w:val="Heading1"/>
+      </w:pPr>
+      <w:r>
+        <w:t>Phase 6 – Documentation</w:t>
+      </w:r>
+    </w:p>
+    <w:p>
+      <w:pPr>
+        <w:pStyle w:val="ListBullet"/>
+      </w:pPr>
+      <w:r>
+        <w:t>Finalize project documentation.</w:t>
+      </w:r>
+    </w:p>
+    <w:p>
+      <w:pPr>
+        <w:pStyle w:val="ListBullet"/>
+      </w:pPr>
+      <w:r>
+        <w:t>Add ServiceNow screenshots.</w:t>
+      </w:r>
+    </w:p>
+    <w:p>
+      <w:pPr>
+        <w:pStyle w:val="ListBullet"/>
+      </w:pPr>
+      <w:r>
+        <w:t>Add implementation details.</w:t>
+      </w:r>
+    </w:p>
+    <w:p>
+      <w:pPr>
+        <w:pStyle w:val="ListBullet"/>
+      </w:pPr>
+      <w:r>
+        <w:t>Add test results.</w:t>
+      </w:r>
+    </w:p>
+    <w:p>
+      <w:pPr>
+        <w:pStyle w:val="ListBullet"/>
+      </w:pPr>
+      <w:r>
+        <w:t>Upload files to GitHub.</w:t>
+      </w:r>
+    </w:p>
+    <w:p>
+      <w:r>
+        <w:t>Deliverable: Final GitHub project repository.</w:t>
       </w:r>
     </w:p>
     <w:sectPr>
+      <w:footerReference w:type="default" r:id="rId9"/>
       <w:pgSz w:w="12240" w:h="15840"/>
-      <w:pgMar w:top="1440" w:right="1800" w:bottom="1440" w:left="1800" w:header="720" w:footer="720" w:gutter="0"/>
+      <w:pgMar w:top="1008" w:right="1152" w:bottom="1008" w:left="1152" w:header="720" w:footer="720" w:gutter="0"/>
       <w:cols w:space="720"/>
       <w:docGrid w:linePitch="360"/>
     </w:sectPr>
   </w:body>
 </w:document>
+</file>
+
+<file path=word/footer1.xml><?xml version="1.0" encoding="utf-8"?>
+<w:ftr xmlns:m="http://schemas.openxmlformats.org/officeDocument/2006/math" xmlns:mc="http://schemas.openxmlformats.org/markup-compatibility/2006" xmlns:mo="http://schemas.microsoft.com/office/mac/office/2008/main" xmlns:mv="urn:schemas-microsoft-com:mac:vml" xmlns:o="urn:schemas-microsoft-com:office:office" xmlns:r="http://schemas.openxmlformats.org/officeDocument/2006/relationships" xmlns:v="urn:schemas-microsoft-com:vml" xmlns:w10="urn:schemas-microsoft-com:office:word" xmlns:w14="http://schemas.microsoft.com/office/word/2010/wordml" xmlns:w="http://schemas.openxmlformats.org/wordprocessingml/2006/main" xmlns:wne="http://schemas.microsoft.com/office/word/2006/wordml" xmlns:wp14="http://schemas.microsoft.com/office/word/2010/wordprocessingDrawing" xmlns:wp="http://schemas.openxmlformats.org/drawingml/2006/wordprocessingDrawing" xmlns:wpc="http://schemas.microsoft.com/office/word/2010/wordprocessingCanvas" xmlns:wpg="http://schemas.microsoft.com/office/word/2010/wordprocessingGroup" xmlns:wpi="http://schemas.microsoft.com/office/word/2010/wordprocessingInk" xmlns:wps="http://schemas.microsoft.com/office/word/2010/wordprocessingShape" mc:Ignorable="w14 wp14">
+  <w:p>
+    <w:pPr>
+      <w:pStyle w:val="Footer"/>
+      <w:jc w:val="center"/>
+    </w:pPr>
+    <w:r>
+      <w:rPr>
+        <w:sz w:val="16"/>
+      </w:rPr>
+      <w:t>Script-Controlled ACL Project</w:t>
+    </w:r>
+  </w:p>
+</w:ftr>
 </file>
 
 <file path=word/numbering.xml><?xml version="1.0" encoding="utf-8"?>
@@ -482,7 +742,7 @@
     <w:rsid w:val="00FC693F"/>
     <w:rPr>
       <w:rFonts w:ascii="Arial" w:hAnsi="Arial"/>
-      <w:sz w:val="22"/>
+      <w:sz w:val="21"/>
     </w:rPr>
   </w:style>
   <w:style w:type="paragraph" w:styleId="Header">
@@ -544,11 +804,11 @@
       <w:outlineLvl w:val="0"/>
     </w:pPr>
     <w:rPr>
-      <w:rFonts w:asciiTheme="majorHAnsi" w:eastAsiaTheme="majorEastAsia" w:hAnsiTheme="majorHAnsi" w:cstheme="majorBidi"/>
+      <w:rFonts w:asciiTheme="majorHAnsi" w:eastAsiaTheme="majorEastAsia" w:hAnsiTheme="majorHAnsi" w:cstheme="majorBidi" w:ascii="Arial" w:hAnsi="Arial"/>
       <w:b/>
       <w:bCs/>
       <w:color w:val="365F91" w:themeColor="accent1" w:themeShade="BF"/>
-      <w:sz w:val="28"/>
+      <w:sz w:val="32"/>
       <w:szCs w:val="28"/>
     </w:rPr>
   </w:style>
@@ -568,7 +828,7 @@
       <w:outlineLvl w:val="1"/>
     </w:pPr>
     <w:rPr>
-      <w:rFonts w:asciiTheme="majorHAnsi" w:eastAsiaTheme="majorEastAsia" w:hAnsiTheme="majorHAnsi" w:cstheme="majorBidi"/>
+      <w:rFonts w:asciiTheme="majorHAnsi" w:eastAsiaTheme="majorEastAsia" w:hAnsiTheme="majorHAnsi" w:cstheme="majorBidi" w:ascii="Arial" w:hAnsi="Arial"/>
       <w:b/>
       <w:bCs/>
       <w:color w:val="4F81BD" w:themeColor="accent1"/>
@@ -592,10 +852,11 @@
       <w:outlineLvl w:val="2"/>
     </w:pPr>
     <w:rPr>
-      <w:rFonts w:asciiTheme="majorHAnsi" w:eastAsiaTheme="majorEastAsia" w:hAnsiTheme="majorHAnsi" w:cstheme="majorBidi"/>
+      <w:rFonts w:asciiTheme="majorHAnsi" w:eastAsiaTheme="majorEastAsia" w:hAnsiTheme="majorHAnsi" w:cstheme="majorBidi" w:ascii="Arial" w:hAnsi="Arial"/>
       <w:b/>
       <w:bCs/>
       <w:color w:val="4F81BD" w:themeColor="accent1"/>
+      <w:sz w:val="22"/>
     </w:rPr>
   </w:style>
   <w:style w:type="paragraph" w:styleId="Heading4">
@@ -833,11 +1094,11 @@
       <w:contextualSpacing/>
     </w:pPr>
     <w:rPr>
-      <w:rFonts w:asciiTheme="majorHAnsi" w:eastAsiaTheme="majorEastAsia" w:hAnsiTheme="majorHAnsi" w:cstheme="majorBidi"/>
+      <w:rFonts w:asciiTheme="majorHAnsi" w:eastAsiaTheme="majorEastAsia" w:hAnsiTheme="majorHAnsi" w:cstheme="majorBidi" w:ascii="Arial" w:hAnsi="Arial"/>
       <w:color w:val="17365D" w:themeColor="text2" w:themeShade="BF"/>
       <w:spacing w:val="5"/>
       <w:kern w:val="28"/>
-      <w:sz w:val="52"/>
+      <w:sz w:val="40"/>
       <w:szCs w:val="52"/>
     </w:rPr>
   </w:style>
